--- a/tesis/5. Sprint 3 - RLS multi-tenant y staging (S9-S10)/S3-02 - Sprint Backlog.docx
+++ b/tesis/5. Sprint 3 - RLS multi-tenant y staging (S9-S10)/S3-02 - Sprint Backlog.docx
@@ -121,7 +121,7 @@
           </w:tcPr>
           <w:p>
             <w:r>
-              <w:t xml:space="preserve">Sprint 3 · S9–S10 (en curso)</w:t>
+              <w:t xml:space="preserve">Sprint 3 · S9–S10</w:t>
             </w:r>
           </w:p>
         </w:tc>
@@ -147,7 +147,7 @@
           </w:tcPr>
           <w:p>
             <w:r>
-              <w:t xml:space="preserve">08-10-2026</w:t>
+              <w:t xml:space="preserve">16-10-2026</w:t>
             </w:r>
           </w:p>
         </w:tc>
@@ -173,7 +173,7 @@
           </w:tcPr>
           <w:p>
             <w:r>
-              <w:t xml:space="preserve">1.0</w:t>
+              <w:t xml:space="preserve">1.2</w:t>
             </w:r>
           </w:p>
         </w:tc>
@@ -221,7 +221,7 @@
           <w:b w:val="0"/>
           <w:i w:val="0"/>
         </w:rPr>
-        <w:t xml:space="preserve">Estado del Sprint Backlog al cierre del 08-10-2026 (día 4 de 10). El sprint está en curso: los estados se actualizan en cada Daily. RLS ya está aplicado y verificado a nivel SQL en la base de desarrollo; falta conectarlo a Prisma y probarlo por HTTP. Las correcciones de la Fase 1 quedaron cerradas.</w:t>
+        <w:t xml:space="preserve">Estado final del Sprint Backlog al cierre del 16-10-2026 (día 10 de 10). Las 14 tareas están hechas (55 h). En la Sprint Review se aceptaron HU-18 y HU-27. HU-12 no se aceptó: el consentimiento se exige en el formulario, pero el backend no guarda cuándo ni qué versión de la política aceptó cada integrante (criterio 2), así que no cumple la Definition of Done y vuelve al Product Backlog sin sprint asignado. Velocidad: 21 de 26 puntos.</w:t>
       </w:r>
     </w:p>
     <w:p>
@@ -229,7 +229,7 @@
         <w:pStyle w:val="Heading3"/>
       </w:pPr>
       <w:r>
-        <w:t xml:space="preserve">HU-18 — 13 pts — En progreso</w:t>
+        <w:t xml:space="preserve">HU-18 — 13 pts — Aceptada en la Review</w:t>
       </w:r>
     </w:p>
     <w:p>
@@ -552,7 +552,7 @@
               <w:rPr>
                 <w:sz w:val="17"/>
               </w:rPr>
-              <w:t xml:space="preserve">En progreso (quedan 2 h)</w:t>
+              <w:t xml:space="preserve">Hecho</w:t>
             </w:r>
           </w:p>
         </w:tc>
@@ -610,7 +610,7 @@
               <w:rPr>
                 <w:sz w:val="17"/>
               </w:rPr>
-              <w:t xml:space="preserve">En progreso (quedan 3 h)</w:t>
+              <w:t xml:space="preserve">Hecho</w:t>
             </w:r>
           </w:p>
         </w:tc>
@@ -668,7 +668,7 @@
               <w:rPr>
                 <w:sz w:val="17"/>
               </w:rPr>
-              <w:t xml:space="preserve">Por hacer</w:t>
+              <w:t xml:space="preserve">Hecho</w:t>
             </w:r>
           </w:p>
         </w:tc>
@@ -680,7 +680,7 @@
         <w:pStyle w:val="Heading3"/>
       </w:pPr>
       <w:r>
-        <w:t xml:space="preserve">HU-12 — 5 pts — Pendiente</w:t>
+        <w:t xml:space="preserve">HU-12 — 5 pts — No aceptada (criterio 2), vuelve al Product Backlog</w:t>
       </w:r>
     </w:p>
     <w:p>
@@ -829,7 +829,7 @@
               <w:rPr>
                 <w:sz w:val="17"/>
               </w:rPr>
-              <w:t xml:space="preserve">Por hacer</w:t>
+              <w:t xml:space="preserve">Hecho</w:t>
             </w:r>
           </w:p>
         </w:tc>
@@ -887,7 +887,7 @@
               <w:rPr>
                 <w:sz w:val="17"/>
               </w:rPr>
-              <w:t xml:space="preserve">Por hacer</w:t>
+              <w:t xml:space="preserve">Hecho</w:t>
             </w:r>
           </w:p>
         </w:tc>
@@ -899,7 +899,7 @@
         <w:pStyle w:val="Heading3"/>
       </w:pPr>
       <w:r>
-        <w:t xml:space="preserve">HU-27 — 8 pts — Pendiente</w:t>
+        <w:t xml:space="preserve">HU-27 — 8 pts — Aceptada en la Review</w:t>
       </w:r>
     </w:p>
     <w:p>
@@ -1048,7 +1048,7 @@
               <w:rPr>
                 <w:sz w:val="17"/>
               </w:rPr>
-              <w:t xml:space="preserve">Por hacer</w:t>
+              <w:t xml:space="preserve">Hecho</w:t>
             </w:r>
           </w:p>
         </w:tc>
@@ -1106,7 +1106,7 @@
               <w:rPr>
                 <w:sz w:val="17"/>
               </w:rPr>
-              <w:t xml:space="preserve">Por hacer</w:t>
+              <w:t xml:space="preserve">Hecho</w:t>
             </w:r>
           </w:p>
         </w:tc>
@@ -1164,7 +1164,7 @@
               <w:rPr>
                 <w:sz w:val="17"/>
               </w:rPr>
-              <w:t xml:space="preserve">Por hacer</w:t>
+              <w:t xml:space="preserve">Hecho</w:t>
             </w:r>
           </w:p>
         </w:tc>
@@ -1373,7 +1373,7 @@
               <w:rPr>
                 <w:sz w:val="17"/>
               </w:rPr>
-              <w:t xml:space="preserve">Por hacer</w:t>
+              <w:t xml:space="preserve">Hecho</w:t>
             </w:r>
           </w:p>
         </w:tc>
@@ -1431,7 +1431,7 @@
               <w:rPr>
                 <w:sz w:val="17"/>
               </w:rPr>
-              <w:t xml:space="preserve">Por hacer</w:t>
+              <w:t xml:space="preserve">Hecho</w:t>
             </w:r>
           </w:p>
         </w:tc>
